--- a/docs/handover/HRMS Developer Guide/07 - API Reference.docx
+++ b/docs/handover/HRMS Developer Guide/07 - API Reference.docx
@@ -13499,7 +13499,7 @@
           </w:tcPr>
           <w:p>
             <w:r>
-              <w:t>Used by GET /tracker/view, POST /tracker/process-excel (without a file), /qc-records/generate-sample, /qc-records/lookup-row and /qc-records/download-sample. PYTHON_URL is set in the Node .env.</w:t>
+              <w:t>Used by GET /tracker/view, POST /tracker/process-excel (without a file), /qc-records/generate-sample, /qc-records/lookup-row and /qc-records/download-sample. The three qc-records calls always send scope = 'qc', so an Assistant Team Leader gets the trackers of agents where they are the QA (without it Flask limits them to their own team and Node answers 404 'Tracker or file not found'). PYTHON_URL is set in the Node .env.</w:t>
             </w:r>
           </w:p>
         </w:tc>
